--- a/assets/module-4-ml/hw-5.docx
+++ b/assets/module-4-ml/hw-5.docx
@@ -350,24 +350,7 @@
           <w:rFonts w:ascii="PT Sans" w:hAnsi="PT Sans"/>
           <w:b/>
         </w:rPr>
-        <w:t xml:space="preserve">x2 </w:t>
-      </w:r>
-    </w:p>
-    <w:p>
-      <w:pPr>
-        <w:spacing w:line="259" w:lineRule="auto"/>
-        <w:ind w:left="10" w:right="105" w:hanging="10"/>
-        <w:jc w:val="right"/>
-        <w:rPr>
-          <w:rFonts w:ascii="PT Sans" w:hAnsi="PT Sans"/>
-        </w:rPr>
-      </w:pPr>
-      <w:r>
-        <w:rPr>
-          <w:rFonts w:ascii="PT Sans" w:hAnsi="PT Sans"/>
-          <w:b/>
-        </w:rPr>
-        <w:t>= 0</w:t>
+        <w:t>x2 = 0</w:t>
       </w:r>
       <w:r>
         <w:rPr>
@@ -667,13 +650,19 @@
         </w:rPr>
         <w:t xml:space="preserve">: </w:t>
       </w:r>
-      <w:r>
-        <w:rPr>
-          <w:rFonts w:ascii="PT Sans" w:eastAsia="Courier New" w:hAnsi="PT Sans" w:cs="Courier New"/>
-          <w:sz w:val="20"/>
-        </w:rPr>
-        <w:t>o</w:t>
-      </w:r>
+    </w:p>
+    <w:p>
+      <w:pPr>
+        <w:numPr>
+          <w:ilvl w:val="0"/>
+          <w:numId w:val="2"/>
+        </w:numPr>
+        <w:spacing w:after="0" w:line="405" w:lineRule="auto"/>
+        <w:ind w:left="1539" w:right="2303" w:hanging="358"/>
+        <w:rPr>
+          <w:rFonts w:ascii="PT Sans" w:hAnsi="PT Sans"/>
+        </w:rPr>
+      </w:pPr>
       <w:r>
         <w:rPr>
           <w:rFonts w:ascii="PT Sans" w:eastAsia="Arial" w:hAnsi="PT Sans" w:cs="Arial"/>
@@ -926,6 +915,15 @@
         </w:rPr>
         <w:t xml:space="preserve">Weather forecast (good or bad) </w:t>
       </w:r>
+    </w:p>
+    <w:p>
+      <w:pPr>
+        <w:spacing w:after="0" w:line="403" w:lineRule="auto"/>
+        <w:ind w:left="1181" w:right="4620" w:firstLine="0"/>
+        <w:rPr>
+          <w:rFonts w:ascii="PT Sans" w:hAnsi="PT Sans"/>
+        </w:rPr>
+      </w:pPr>
       <w:r>
         <w:rPr>
           <w:rFonts w:ascii="PT Sans" w:eastAsia="Courier New" w:hAnsi="PT Sans" w:cs="Courier New"/>
@@ -946,6 +944,15 @@
         </w:rPr>
         <w:t xml:space="preserve">Availability of tickets (yes or no) </w:t>
       </w:r>
+    </w:p>
+    <w:p>
+      <w:pPr>
+        <w:spacing w:after="0" w:line="403" w:lineRule="auto"/>
+        <w:ind w:left="1181" w:right="4620" w:firstLine="0"/>
+        <w:rPr>
+          <w:rFonts w:ascii="PT Sans" w:hAnsi="PT Sans"/>
+        </w:rPr>
+      </w:pPr>
       <w:r>
         <w:rPr>
           <w:rFonts w:ascii="PT Sans" w:eastAsia="Courier New" w:hAnsi="PT Sans" w:cs="Courier New"/>
@@ -1384,7 +1391,14 @@
           <w:rFonts w:ascii="PT Sans" w:hAnsi="PT Sans"/>
           <w:b/>
         </w:rPr>
-        <w:t>92% accuracy</w:t>
+        <w:t>85</w:t>
+      </w:r>
+      <w:r>
+        <w:rPr>
+          <w:rFonts w:ascii="PT Sans" w:hAnsi="PT Sans"/>
+          <w:b/>
+        </w:rPr>
+        <w:t>% accuracy</w:t>
       </w:r>
       <w:r>
         <w:rPr>
@@ -1577,6 +1591,166 @@
         </w:rPr>
         <w:br w:type="page"/>
       </w:r>
+    </w:p>
+    <w:p>
+      <w:pPr>
+        <w:ind w:right="251"/>
+        <w:rPr>
+          <w:rFonts w:ascii="PT Sans" w:hAnsi="PT Sans"/>
+        </w:rPr>
+      </w:pPr>
+    </w:p>
+    <w:p>
+      <w:pPr>
+        <w:ind w:right="251"/>
+        <w:rPr>
+          <w:rFonts w:ascii="PT Sans" w:hAnsi="PT Sans"/>
+        </w:rPr>
+      </w:pPr>
+    </w:p>
+    <w:p>
+      <w:pPr>
+        <w:ind w:right="251"/>
+        <w:rPr>
+          <w:rFonts w:ascii="PT Sans" w:hAnsi="PT Sans"/>
+        </w:rPr>
+      </w:pPr>
+    </w:p>
+    <w:p>
+      <w:pPr>
+        <w:ind w:right="251"/>
+        <w:rPr>
+          <w:rFonts w:ascii="PT Sans" w:hAnsi="PT Sans"/>
+        </w:rPr>
+      </w:pPr>
+    </w:p>
+    <w:p>
+      <w:pPr>
+        <w:ind w:right="251"/>
+        <w:rPr>
+          <w:rFonts w:ascii="PT Sans" w:hAnsi="PT Sans"/>
+        </w:rPr>
+      </w:pPr>
+    </w:p>
+    <w:p>
+      <w:pPr>
+        <w:ind w:right="251"/>
+        <w:rPr>
+          <w:rFonts w:ascii="PT Sans" w:hAnsi="PT Sans"/>
+        </w:rPr>
+      </w:pPr>
+    </w:p>
+    <w:p>
+      <w:pPr>
+        <w:ind w:right="251"/>
+        <w:rPr>
+          <w:rFonts w:ascii="PT Sans" w:hAnsi="PT Sans"/>
+        </w:rPr>
+      </w:pPr>
+    </w:p>
+    <w:p>
+      <w:pPr>
+        <w:ind w:right="251"/>
+        <w:rPr>
+          <w:rFonts w:ascii="PT Sans" w:hAnsi="PT Sans"/>
+        </w:rPr>
+      </w:pPr>
+    </w:p>
+    <w:p>
+      <w:pPr>
+        <w:ind w:right="251"/>
+        <w:rPr>
+          <w:rFonts w:ascii="PT Sans" w:hAnsi="PT Sans"/>
+        </w:rPr>
+      </w:pPr>
+    </w:p>
+    <w:p>
+      <w:pPr>
+        <w:ind w:right="251"/>
+        <w:rPr>
+          <w:rFonts w:ascii="PT Sans" w:hAnsi="PT Sans"/>
+        </w:rPr>
+      </w:pPr>
+    </w:p>
+    <w:p>
+      <w:pPr>
+        <w:ind w:right="251"/>
+        <w:rPr>
+          <w:rFonts w:ascii="PT Sans" w:hAnsi="PT Sans"/>
+        </w:rPr>
+      </w:pPr>
+    </w:p>
+    <w:p>
+      <w:pPr>
+        <w:ind w:right="251"/>
+        <w:rPr>
+          <w:rFonts w:ascii="PT Sans" w:hAnsi="PT Sans"/>
+        </w:rPr>
+      </w:pPr>
+    </w:p>
+    <w:p>
+      <w:pPr>
+        <w:ind w:right="251"/>
+        <w:rPr>
+          <w:rFonts w:ascii="PT Sans" w:hAnsi="PT Sans"/>
+        </w:rPr>
+      </w:pPr>
+    </w:p>
+    <w:p>
+      <w:pPr>
+        <w:ind w:right="251"/>
+        <w:rPr>
+          <w:rFonts w:ascii="PT Sans" w:hAnsi="PT Sans"/>
+        </w:rPr>
+      </w:pPr>
+    </w:p>
+    <w:p>
+      <w:pPr>
+        <w:ind w:right="251"/>
+        <w:rPr>
+          <w:rFonts w:ascii="PT Sans" w:hAnsi="PT Sans"/>
+        </w:rPr>
+      </w:pPr>
+    </w:p>
+    <w:p>
+      <w:pPr>
+        <w:ind w:right="251"/>
+        <w:rPr>
+          <w:rFonts w:ascii="PT Sans" w:hAnsi="PT Sans"/>
+        </w:rPr>
+      </w:pPr>
+    </w:p>
+    <w:p>
+      <w:pPr>
+        <w:ind w:right="251"/>
+        <w:rPr>
+          <w:rFonts w:ascii="PT Sans" w:hAnsi="PT Sans"/>
+        </w:rPr>
+      </w:pPr>
+    </w:p>
+    <w:p>
+      <w:pPr>
+        <w:ind w:right="251"/>
+        <w:rPr>
+          <w:rFonts w:ascii="PT Sans" w:hAnsi="PT Sans"/>
+        </w:rPr>
+      </w:pPr>
+    </w:p>
+    <w:p>
+      <w:pPr>
+        <w:ind w:right="251"/>
+        <w:rPr>
+          <w:rFonts w:ascii="PT Sans" w:hAnsi="PT Sans"/>
+        </w:rPr>
+      </w:pPr>
+    </w:p>
+    <w:p>
+      <w:pPr>
+        <w:ind w:right="251"/>
+        <w:rPr>
+          <w:rFonts w:ascii="PT Sans" w:hAnsi="PT Sans"/>
+        </w:rPr>
+      </w:pPr>
     </w:p>
     <w:p>
       <w:pPr>
@@ -2482,6 +2656,59 @@
     </w:lvl>
   </w:abstractNum>
   <w:abstractNum w:abstractNumId="3" w15:restartNumberingAfterBreak="0">
+    <w:nsid w:val="6544D85E"/>
+    <w:multiLevelType w:val="hybridMultilevel"/>
+    <w:tmpl w:val="FFFFFFFF"/>
+    <w:lvl w:ilvl="0" w:tplc="FFFFFFFF">
+      <w:start w:val="1"/>
+      <w:numFmt w:val="ideographDigital"/>
+      <w:lvlText w:val=""/>
+      <w:lvlJc w:val="left"/>
+    </w:lvl>
+    <w:lvl w:ilvl="1" w:tplc="18C89014">
+      <w:start w:val="1"/>
+      <w:numFmt w:val="bullet"/>
+      <w:lvlText w:val="•"/>
+      <w:lvlJc w:val="left"/>
+    </w:lvl>
+    <w:lvl w:ilvl="2" w:tplc="3CEF7A4A">
+      <w:start w:val="1"/>
+      <w:numFmt w:val="bullet"/>
+      <w:lvlText w:val="•"/>
+      <w:lvlJc w:val="left"/>
+    </w:lvl>
+    <w:lvl w:ilvl="3" w:tplc="FFFFFFFF">
+      <w:numFmt w:val="decimal"/>
+      <w:lvlText w:val=""/>
+      <w:lvlJc w:val="left"/>
+    </w:lvl>
+    <w:lvl w:ilvl="4" w:tplc="FFFFFFFF">
+      <w:numFmt w:val="decimal"/>
+      <w:lvlText w:val=""/>
+      <w:lvlJc w:val="left"/>
+    </w:lvl>
+    <w:lvl w:ilvl="5" w:tplc="FFFFFFFF">
+      <w:numFmt w:val="decimal"/>
+      <w:lvlText w:val=""/>
+      <w:lvlJc w:val="left"/>
+    </w:lvl>
+    <w:lvl w:ilvl="6" w:tplc="FFFFFFFF">
+      <w:numFmt w:val="decimal"/>
+      <w:lvlText w:val=""/>
+      <w:lvlJc w:val="left"/>
+    </w:lvl>
+    <w:lvl w:ilvl="7" w:tplc="FFFFFFFF">
+      <w:numFmt w:val="decimal"/>
+      <w:lvlText w:val=""/>
+      <w:lvlJc w:val="left"/>
+    </w:lvl>
+    <w:lvl w:ilvl="8" w:tplc="FFFFFFFF">
+      <w:numFmt w:val="decimal"/>
+      <w:lvlText w:val=""/>
+      <w:lvlJc w:val="left"/>
+    </w:lvl>
+  </w:abstractNum>
+  <w:abstractNum w:abstractNumId="4" w15:restartNumberingAfterBreak="0">
     <w:nsid w:val="71BE4DA0"/>
     <w:multiLevelType w:val="hybridMultilevel"/>
     <w:tmpl w:val="A1BAFEC2"/>
@@ -2693,8 +2920,97 @@
       </w:rPr>
     </w:lvl>
   </w:abstractNum>
+  <w:abstractNum w:abstractNumId="5" w15:restartNumberingAfterBreak="0">
+    <w:nsid w:val="79CA0AED"/>
+    <w:multiLevelType w:val="hybridMultilevel"/>
+    <w:tmpl w:val="0C30E73E"/>
+    <w:lvl w:ilvl="0" w:tplc="678E4CB4">
+      <w:start w:val="1"/>
+      <w:numFmt w:val="decimal"/>
+      <w:lvlText w:val="%1."/>
+      <w:lvlJc w:val="left"/>
+      <w:pPr>
+        <w:ind w:left="1191" w:hanging="360"/>
+      </w:pPr>
+      <w:rPr>
+        <w:rFonts w:hint="default"/>
+      </w:rPr>
+    </w:lvl>
+    <w:lvl w:ilvl="1" w:tplc="04090019">
+      <w:start w:val="1"/>
+      <w:numFmt w:val="lowerLetter"/>
+      <w:lvlText w:val="%2."/>
+      <w:lvlJc w:val="left"/>
+      <w:pPr>
+        <w:ind w:left="1911" w:hanging="360"/>
+      </w:pPr>
+    </w:lvl>
+    <w:lvl w:ilvl="2" w:tplc="0409001B" w:tentative="1">
+      <w:start w:val="1"/>
+      <w:numFmt w:val="lowerRoman"/>
+      <w:lvlText w:val="%3."/>
+      <w:lvlJc w:val="right"/>
+      <w:pPr>
+        <w:ind w:left="2631" w:hanging="180"/>
+      </w:pPr>
+    </w:lvl>
+    <w:lvl w:ilvl="3" w:tplc="0409000F" w:tentative="1">
+      <w:start w:val="1"/>
+      <w:numFmt w:val="decimal"/>
+      <w:lvlText w:val="%4."/>
+      <w:lvlJc w:val="left"/>
+      <w:pPr>
+        <w:ind w:left="3351" w:hanging="360"/>
+      </w:pPr>
+    </w:lvl>
+    <w:lvl w:ilvl="4" w:tplc="04090019" w:tentative="1">
+      <w:start w:val="1"/>
+      <w:numFmt w:val="lowerLetter"/>
+      <w:lvlText w:val="%5."/>
+      <w:lvlJc w:val="left"/>
+      <w:pPr>
+        <w:ind w:left="4071" w:hanging="360"/>
+      </w:pPr>
+    </w:lvl>
+    <w:lvl w:ilvl="5" w:tplc="0409001B" w:tentative="1">
+      <w:start w:val="1"/>
+      <w:numFmt w:val="lowerRoman"/>
+      <w:lvlText w:val="%6."/>
+      <w:lvlJc w:val="right"/>
+      <w:pPr>
+        <w:ind w:left="4791" w:hanging="180"/>
+      </w:pPr>
+    </w:lvl>
+    <w:lvl w:ilvl="6" w:tplc="0409000F" w:tentative="1">
+      <w:start w:val="1"/>
+      <w:numFmt w:val="decimal"/>
+      <w:lvlText w:val="%7."/>
+      <w:lvlJc w:val="left"/>
+      <w:pPr>
+        <w:ind w:left="5511" w:hanging="360"/>
+      </w:pPr>
+    </w:lvl>
+    <w:lvl w:ilvl="7" w:tplc="04090019" w:tentative="1">
+      <w:start w:val="1"/>
+      <w:numFmt w:val="lowerLetter"/>
+      <w:lvlText w:val="%8."/>
+      <w:lvlJc w:val="left"/>
+      <w:pPr>
+        <w:ind w:left="6231" w:hanging="360"/>
+      </w:pPr>
+    </w:lvl>
+    <w:lvl w:ilvl="8" w:tplc="0409001B" w:tentative="1">
+      <w:start w:val="1"/>
+      <w:numFmt w:val="lowerRoman"/>
+      <w:lvlText w:val="%9."/>
+      <w:lvlJc w:val="right"/>
+      <w:pPr>
+        <w:ind w:left="6951" w:hanging="180"/>
+      </w:pPr>
+    </w:lvl>
+  </w:abstractNum>
   <w:num w:numId="1" w16cid:durableId="34820891">
-    <w:abstractNumId w:val="3"/>
+    <w:abstractNumId w:val="4"/>
   </w:num>
   <w:num w:numId="2" w16cid:durableId="1680044509">
     <w:abstractNumId w:val="0"/>
@@ -2704,6 +3020,12 @@
   </w:num>
   <w:num w:numId="4" w16cid:durableId="1638143268">
     <w:abstractNumId w:val="2"/>
+  </w:num>
+  <w:num w:numId="5" w16cid:durableId="119612374">
+    <w:abstractNumId w:val="3"/>
+  </w:num>
+  <w:num w:numId="6" w16cid:durableId="2020963727">
+    <w:abstractNumId w:val="5"/>
   </w:num>
 </w:numbering>
 </file>
@@ -3120,7 +3442,6 @@
   <w:style w:type="character" w:default="1" w:styleId="DefaultParagraphFont">
     <w:name w:val="Default Paragraph Font"/>
     <w:uiPriority w:val="1"/>
-    <w:semiHidden/>
     <w:unhideWhenUsed/>
   </w:style>
   <w:style w:type="table" w:default="1" w:styleId="TableNormal">
@@ -3143,6 +3464,17 @@
     <w:uiPriority w:val="99"/>
     <w:semiHidden/>
     <w:unhideWhenUsed/>
+  </w:style>
+  <w:style w:type="paragraph" w:styleId="ListParagraph">
+    <w:name w:val="List Paragraph"/>
+    <w:basedOn w:val="Normal"/>
+    <w:uiPriority w:val="34"/>
+    <w:qFormat/>
+    <w:rsid w:val="005073B7"/>
+    <w:pPr>
+      <w:ind w:left="720"/>
+      <w:contextualSpacing/>
+    </w:pPr>
   </w:style>
 </w:styles>
 </file>

--- a/assets/module-4-ml/hw-5.docx
+++ b/assets/module-4-ml/hw-5.docx
@@ -15,7 +15,21 @@
           <w:rFonts w:ascii="PT Sans" w:hAnsi="PT Sans"/>
           <w:b/>
         </w:rPr>
-        <w:t xml:space="preserve">EE 105 Fall 2025 </w:t>
+        <w:t xml:space="preserve">EE 105 </w:t>
+      </w:r>
+      <w:r>
+        <w:rPr>
+          <w:rFonts w:ascii="PT Sans" w:hAnsi="PT Sans"/>
+          <w:b/>
+        </w:rPr>
+        <w:t>Spring 2026</w:t>
+      </w:r>
+      <w:r>
+        <w:rPr>
+          <w:rFonts w:ascii="PT Sans" w:hAnsi="PT Sans"/>
+          <w:b/>
+        </w:rPr>
+        <w:t xml:space="preserve"> </w:t>
       </w:r>
     </w:p>
     <w:p>
@@ -47,7 +61,21 @@
           <w:rFonts w:ascii="PT Sans" w:hAnsi="PT Sans"/>
           <w:b/>
         </w:rPr>
-        <w:t>(Due November 25, before class, late submission will incur 20% points/day penalty)</w:t>
+        <w:t xml:space="preserve">(Due </w:t>
+      </w:r>
+      <w:r>
+        <w:rPr>
+          <w:rFonts w:ascii="PT Sans" w:hAnsi="PT Sans"/>
+          <w:b/>
+        </w:rPr>
+        <w:t>April 21</w:t>
+      </w:r>
+      <w:r>
+        <w:rPr>
+          <w:rFonts w:ascii="PT Sans" w:hAnsi="PT Sans"/>
+          <w:b/>
+        </w:rPr>
+        <w:t>, before class, late submission will incur 20% points/day penalty)</w:t>
       </w:r>
     </w:p>
     <w:p>
@@ -275,7 +303,21 @@
         <w:rPr>
           <w:rFonts w:ascii="PT Sans" w:hAnsi="PT Sans"/>
         </w:rPr>
-        <w:t xml:space="preserve">Given a simple perceptron with weights </w:t>
+        <w:t xml:space="preserve">Given a simple </w:t>
+      </w:r>
+      <w:proofErr w:type="gramStart"/>
+      <w:r>
+        <w:rPr>
+          <w:rFonts w:ascii="PT Sans" w:hAnsi="PT Sans"/>
+        </w:rPr>
+        <w:t>perceptron</w:t>
+      </w:r>
+      <w:proofErr w:type="gramEnd"/>
+      <w:r>
+        <w:rPr>
+          <w:rFonts w:ascii="PT Sans" w:hAnsi="PT Sans"/>
+        </w:rPr>
+        <w:t xml:space="preserve"> with weights </w:t>
       </w:r>
       <w:r>
         <w:rPr>
@@ -392,6 +434,7 @@
           <w:rFonts w:ascii="PT Sans" w:hAnsi="PT Sans"/>
         </w:rPr>
       </w:pPr>
+      <w:proofErr w:type="gramStart"/>
       <w:r>
         <w:rPr>
           <w:rFonts w:ascii="PT Sans" w:eastAsia="Courier New" w:hAnsi="PT Sans" w:cs="Courier New"/>
@@ -411,7 +454,15 @@
           <w:rFonts w:ascii="PT Sans" w:hAnsi="PT Sans"/>
           <w:b/>
         </w:rPr>
-        <w:t xml:space="preserve">Output </w:t>
+        <w:t>Output</w:t>
+      </w:r>
+      <w:proofErr w:type="gramEnd"/>
+      <w:r>
+        <w:rPr>
+          <w:rFonts w:ascii="PT Sans" w:hAnsi="PT Sans"/>
+          <w:b/>
+        </w:rPr>
+        <w:t xml:space="preserve"> </w:t>
       </w:r>
       <w:r>
         <w:rPr>
@@ -670,12 +721,21 @@
         </w:rPr>
         <w:t xml:space="preserve"> </w:t>
       </w:r>
-      <w:r>
-        <w:rPr>
-          <w:rFonts w:ascii="PT Sans" w:hAnsi="PT Sans"/>
-          <w:b/>
-        </w:rPr>
-        <w:t>ReLU Activation Function</w:t>
+      <w:proofErr w:type="spellStart"/>
+      <w:r>
+        <w:rPr>
+          <w:rFonts w:ascii="PT Sans" w:hAnsi="PT Sans"/>
+          <w:b/>
+        </w:rPr>
+        <w:t>ReLU</w:t>
+      </w:r>
+      <w:proofErr w:type="spellEnd"/>
+      <w:r>
+        <w:rPr>
+          <w:rFonts w:ascii="PT Sans" w:hAnsi="PT Sans"/>
+          <w:b/>
+        </w:rPr>
+        <w:t xml:space="preserve"> Activation Function</w:t>
       </w:r>
       <w:r>
         <w:rPr>
@@ -1423,7 +1483,49 @@
         <w:rPr>
           <w:rFonts w:ascii="PT Sans" w:hAnsi="PT Sans"/>
         </w:rPr>
-        <w:t xml:space="preserve">Calculate the number of floating point operations (meaning number of multiplications and additions) your neural networks requires to generate a single output. We have gone over this in class, so use the same approach we did there. </w:t>
+        <w:t xml:space="preserve">Calculate the number of </w:t>
+      </w:r>
+      <w:proofErr w:type="gramStart"/>
+      <w:r>
+        <w:rPr>
+          <w:rFonts w:ascii="PT Sans" w:hAnsi="PT Sans"/>
+        </w:rPr>
+        <w:t>floating point</w:t>
+      </w:r>
+      <w:proofErr w:type="gramEnd"/>
+      <w:r>
+        <w:rPr>
+          <w:rFonts w:ascii="PT Sans" w:hAnsi="PT Sans"/>
+        </w:rPr>
+        <w:t xml:space="preserve"> operations (meaning number of multiplications and additions) your neural networks </w:t>
+      </w:r>
+      <w:proofErr w:type="gramStart"/>
+      <w:r>
+        <w:rPr>
+          <w:rFonts w:ascii="PT Sans" w:hAnsi="PT Sans"/>
+        </w:rPr>
+        <w:t>requires</w:t>
+      </w:r>
+      <w:proofErr w:type="gramEnd"/>
+      <w:r>
+        <w:rPr>
+          <w:rFonts w:ascii="PT Sans" w:hAnsi="PT Sans"/>
+        </w:rPr>
+        <w:t xml:space="preserve"> to generate a single output. We have gone over this in class, </w:t>
+      </w:r>
+      <w:proofErr w:type="gramStart"/>
+      <w:r>
+        <w:rPr>
+          <w:rFonts w:ascii="PT Sans" w:hAnsi="PT Sans"/>
+        </w:rPr>
+        <w:t>so</w:t>
+      </w:r>
+      <w:proofErr w:type="gramEnd"/>
+      <w:r>
+        <w:rPr>
+          <w:rFonts w:ascii="PT Sans" w:hAnsi="PT Sans"/>
+        </w:rPr>
+        <w:t xml:space="preserve"> use the same approach we did there. </w:t>
       </w:r>
     </w:p>
     <w:p>
@@ -2003,6 +2105,745 @@
     <w:p>
       <w:pPr>
         <w:ind w:right="251"/>
+        <w:rPr>
+          <w:rFonts w:ascii="PT Sans" w:hAnsi="PT Sans"/>
+        </w:rPr>
+      </w:pPr>
+    </w:p>
+    <w:p>
+      <w:pPr>
+        <w:rPr>
+          <w:rFonts w:ascii="PT Sans" w:hAnsi="PT Sans"/>
+        </w:rPr>
+      </w:pPr>
+      <w:r>
+        <w:rPr>
+          <w:rFonts w:ascii="PT Sans" w:eastAsia="Calibri" w:hAnsi="PT Sans" w:cs="Calibri"/>
+          <w:b/>
+          <w:sz w:val="22"/>
+        </w:rPr>
+        <w:lastRenderedPageBreak/>
+        <w:t>5</w:t>
+      </w:r>
+      <w:r>
+        <w:rPr>
+          <w:rFonts w:ascii="PT Sans" w:eastAsia="Calibri" w:hAnsi="PT Sans" w:cs="Calibri"/>
+          <w:b/>
+          <w:sz w:val="22"/>
+        </w:rPr>
+        <w:t>)</w:t>
+      </w:r>
+      <w:r>
+        <w:rPr>
+          <w:rFonts w:ascii="PT Sans" w:eastAsia="Arial" w:hAnsi="PT Sans" w:cs="Arial"/>
+          <w:b/>
+          <w:sz w:val="22"/>
+        </w:rPr>
+        <w:t xml:space="preserve"> </w:t>
+      </w:r>
+      <w:r>
+        <w:rPr>
+          <w:rFonts w:ascii="PT Sans" w:hAnsi="PT Sans"/>
+        </w:rPr>
+        <w:t xml:space="preserve">This question will be the conclusion of the ML lab session. In class you were shown how to train a neural network for </w:t>
+      </w:r>
+      <w:proofErr w:type="gramStart"/>
+      <w:r>
+        <w:rPr>
+          <w:rFonts w:ascii="PT Sans" w:hAnsi="PT Sans"/>
+        </w:rPr>
+        <w:t>hand written</w:t>
+      </w:r>
+      <w:proofErr w:type="gramEnd"/>
+      <w:r>
+        <w:rPr>
+          <w:rFonts w:ascii="PT Sans" w:hAnsi="PT Sans"/>
+        </w:rPr>
+        <w:t xml:space="preserve"> digit recognition on </w:t>
+      </w:r>
+      <w:proofErr w:type="gramStart"/>
+      <w:r>
+        <w:rPr>
+          <w:rFonts w:ascii="PT Sans" w:hAnsi="PT Sans"/>
+        </w:rPr>
+        <w:t>google</w:t>
+      </w:r>
+      <w:proofErr w:type="gramEnd"/>
+      <w:r>
+        <w:rPr>
+          <w:rFonts w:ascii="PT Sans" w:hAnsi="PT Sans"/>
+        </w:rPr>
+        <w:t xml:space="preserve"> </w:t>
+      </w:r>
+      <w:proofErr w:type="spellStart"/>
+      <w:r>
+        <w:rPr>
+          <w:rFonts w:ascii="PT Sans" w:hAnsi="PT Sans"/>
+        </w:rPr>
+        <w:t>colab</w:t>
+      </w:r>
+      <w:proofErr w:type="spellEnd"/>
+      <w:r>
+        <w:rPr>
+          <w:rFonts w:ascii="PT Sans" w:hAnsi="PT Sans"/>
+        </w:rPr>
+        <w:t xml:space="preserve">. In this question we ask that you employ the neural network to classify camera images streamed from your </w:t>
+      </w:r>
+      <w:proofErr w:type="spellStart"/>
+      <w:r>
+        <w:rPr>
+          <w:rFonts w:ascii="PT Sans" w:hAnsi="PT Sans"/>
+        </w:rPr>
+        <w:t>arduino</w:t>
+      </w:r>
+      <w:proofErr w:type="spellEnd"/>
+      <w:r>
+        <w:rPr>
+          <w:rFonts w:ascii="PT Sans" w:hAnsi="PT Sans"/>
+        </w:rPr>
+        <w:t xml:space="preserve"> boards.</w:t>
+      </w:r>
+    </w:p>
+    <w:p>
+      <w:pPr>
+        <w:rPr>
+          <w:rFonts w:ascii="PT Sans" w:hAnsi="PT Sans"/>
+        </w:rPr>
+      </w:pPr>
+    </w:p>
+    <w:p>
+      <w:pPr>
+        <w:rPr>
+          <w:rFonts w:ascii="PT Sans" w:hAnsi="PT Sans"/>
+        </w:rPr>
+      </w:pPr>
+      <w:r>
+        <w:rPr>
+          <w:rFonts w:ascii="PT Sans" w:hAnsi="PT Sans"/>
+        </w:rPr>
+        <w:t xml:space="preserve">First you will need to upload the sketch to the </w:t>
+      </w:r>
+      <w:proofErr w:type="spellStart"/>
+      <w:r>
+        <w:rPr>
+          <w:rFonts w:ascii="PT Sans" w:hAnsi="PT Sans"/>
+        </w:rPr>
+        <w:t>arduino</w:t>
+      </w:r>
+      <w:proofErr w:type="spellEnd"/>
+      <w:r>
+        <w:rPr>
+          <w:rFonts w:ascii="PT Sans" w:hAnsi="PT Sans"/>
+        </w:rPr>
+        <w:t xml:space="preserve"> board to start streaming camera images.</w:t>
+      </w:r>
+    </w:p>
+    <w:p>
+      <w:pPr>
+        <w:rPr>
+          <w:rFonts w:ascii="PT Sans" w:hAnsi="PT Sans"/>
+        </w:rPr>
+      </w:pPr>
+      <w:r>
+        <w:rPr>
+          <w:rFonts w:ascii="PT Sans" w:hAnsi="PT Sans"/>
+          <w:noProof/>
+        </w:rPr>
+        <w:drawing>
+          <wp:inline distT="114300" distB="114300" distL="114300" distR="114300" wp14:anchorId="7056E828" wp14:editId="5253CE12">
+            <wp:extent cx="4069080" cy="1592611"/>
+            <wp:effectExtent l="0" t="0" r="7620" b="7620"/>
+            <wp:docPr id="3" name="image3.png"/>
+            <wp:cNvGraphicFramePr/>
+            <a:graphic xmlns:a="http://schemas.openxmlformats.org/drawingml/2006/main">
+              <a:graphicData uri="http://schemas.openxmlformats.org/drawingml/2006/picture">
+                <pic:pic xmlns:pic="http://schemas.openxmlformats.org/drawingml/2006/picture">
+                  <pic:nvPicPr>
+                    <pic:cNvPr id="0" name="image3.png"/>
+                    <pic:cNvPicPr preferRelativeResize="0"/>
+                  </pic:nvPicPr>
+                  <pic:blipFill>
+                    <a:blip r:embed="rId5"/>
+                    <a:srcRect/>
+                    <a:stretch>
+                      <a:fillRect/>
+                    </a:stretch>
+                  </pic:blipFill>
+                  <pic:spPr>
+                    <a:xfrm>
+                      <a:off x="0" y="0"/>
+                      <a:ext cx="4082095" cy="1597705"/>
+                    </a:xfrm>
+                    <a:prstGeom prst="rect">
+                      <a:avLst/>
+                    </a:prstGeom>
+                    <a:ln/>
+                  </pic:spPr>
+                </pic:pic>
+              </a:graphicData>
+            </a:graphic>
+          </wp:inline>
+        </w:drawing>
+      </w:r>
+    </w:p>
+    <w:p>
+      <w:pPr>
+        <w:rPr>
+          <w:rFonts w:ascii="PT Sans" w:hAnsi="PT Sans"/>
+        </w:rPr>
+      </w:pPr>
+      <w:r>
+        <w:rPr>
+          <w:rFonts w:ascii="PT Sans" w:hAnsi="PT Sans"/>
+        </w:rPr>
+        <w:t>Second, you will need to use the downloaded neural network weights to classify the camera images streamed.</w:t>
+      </w:r>
+    </w:p>
+    <w:p>
+      <w:pPr>
+        <w:rPr>
+          <w:rFonts w:ascii="PT Sans" w:hAnsi="PT Sans"/>
+        </w:rPr>
+      </w:pPr>
+      <w:r>
+        <w:rPr>
+          <w:rFonts w:ascii="PT Sans" w:hAnsi="PT Sans"/>
+          <w:noProof/>
+        </w:rPr>
+        <w:drawing>
+          <wp:inline distT="114300" distB="114300" distL="114300" distR="114300" wp14:anchorId="36BABDE4" wp14:editId="5C227E72">
+            <wp:extent cx="4366260" cy="1761824"/>
+            <wp:effectExtent l="0" t="0" r="0" b="0"/>
+            <wp:docPr id="2" name="image2.png"/>
+            <wp:cNvGraphicFramePr/>
+            <a:graphic xmlns:a="http://schemas.openxmlformats.org/drawingml/2006/main">
+              <a:graphicData uri="http://schemas.openxmlformats.org/drawingml/2006/picture">
+                <pic:pic xmlns:pic="http://schemas.openxmlformats.org/drawingml/2006/picture">
+                  <pic:nvPicPr>
+                    <pic:cNvPr id="0" name="image2.png"/>
+                    <pic:cNvPicPr preferRelativeResize="0"/>
+                  </pic:nvPicPr>
+                  <pic:blipFill>
+                    <a:blip r:embed="rId6"/>
+                    <a:srcRect/>
+                    <a:stretch>
+                      <a:fillRect/>
+                    </a:stretch>
+                  </pic:blipFill>
+                  <pic:spPr>
+                    <a:xfrm>
+                      <a:off x="0" y="0"/>
+                      <a:ext cx="4397001" cy="1774228"/>
+                    </a:xfrm>
+                    <a:prstGeom prst="rect">
+                      <a:avLst/>
+                    </a:prstGeom>
+                    <a:ln/>
+                  </pic:spPr>
+                </pic:pic>
+              </a:graphicData>
+            </a:graphic>
+          </wp:inline>
+        </w:drawing>
+      </w:r>
+    </w:p>
+    <w:p>
+      <w:pPr>
+        <w:rPr>
+          <w:rFonts w:ascii="PT Sans" w:hAnsi="PT Sans"/>
+        </w:rPr>
+      </w:pPr>
+      <w:r>
+        <w:rPr>
+          <w:rFonts w:ascii="PT Sans" w:hAnsi="PT Sans"/>
+        </w:rPr>
+        <w:t xml:space="preserve">You should then write a custom digit </w:t>
+      </w:r>
+      <w:proofErr w:type="gramStart"/>
+      <w:r>
+        <w:rPr>
+          <w:rFonts w:ascii="PT Sans" w:hAnsi="PT Sans"/>
+        </w:rPr>
+        <w:t>on</w:t>
+      </w:r>
+      <w:proofErr w:type="gramEnd"/>
+      <w:r>
+        <w:rPr>
+          <w:rFonts w:ascii="PT Sans" w:hAnsi="PT Sans"/>
+        </w:rPr>
+        <w:t xml:space="preserve"> your notebook, point the camera to the digit, and capture the window. Your written digit should appear on the top right corner of the window. Further, the last line at the bottom of the window should display the Prediction and its corresponding confidence.</w:t>
+      </w:r>
+    </w:p>
+    <w:p>
+      <w:pPr>
+        <w:rPr>
+          <w:rFonts w:ascii="PT Sans" w:hAnsi="PT Sans"/>
+        </w:rPr>
+      </w:pPr>
+    </w:p>
+    <w:p>
+      <w:pPr>
+        <w:rPr>
+          <w:rFonts w:ascii="PT Sans" w:hAnsi="PT Sans"/>
+        </w:rPr>
+      </w:pPr>
+    </w:p>
+    <w:p>
+      <w:pPr>
+        <w:rPr>
+          <w:rFonts w:ascii="PT Sans" w:hAnsi="PT Sans"/>
+        </w:rPr>
+      </w:pPr>
+    </w:p>
+    <w:p>
+      <w:pPr>
+        <w:rPr>
+          <w:rFonts w:ascii="PT Sans" w:hAnsi="PT Sans"/>
+        </w:rPr>
+      </w:pPr>
+    </w:p>
+    <w:p>
+      <w:pPr>
+        <w:rPr>
+          <w:rFonts w:ascii="PT Sans" w:hAnsi="PT Sans"/>
+        </w:rPr>
+      </w:pPr>
+      <w:r>
+        <w:rPr>
+          <w:rFonts w:ascii="PT Sans" w:hAnsi="PT Sans"/>
+        </w:rPr>
+        <w:lastRenderedPageBreak/>
+        <w:t>The captured image should look something like this:</w:t>
+      </w:r>
+    </w:p>
+    <w:p>
+      <w:pPr>
+        <w:rPr>
+          <w:rFonts w:ascii="PT Sans" w:hAnsi="PT Sans"/>
+        </w:rPr>
+      </w:pPr>
+      <w:r>
+        <w:rPr>
+          <w:rFonts w:ascii="PT Sans" w:hAnsi="PT Sans"/>
+          <w:noProof/>
+        </w:rPr>
+        <w:drawing>
+          <wp:inline distT="114300" distB="114300" distL="114300" distR="114300" wp14:anchorId="4EF1AB2E" wp14:editId="35D95DE0">
+            <wp:extent cx="2499360" cy="3352800"/>
+            <wp:effectExtent l="0" t="0" r="0" b="0"/>
+            <wp:docPr id="1" name="image1.png"/>
+            <wp:cNvGraphicFramePr/>
+            <a:graphic xmlns:a="http://schemas.openxmlformats.org/drawingml/2006/main">
+              <a:graphicData uri="http://schemas.openxmlformats.org/drawingml/2006/picture">
+                <pic:pic xmlns:pic="http://schemas.openxmlformats.org/drawingml/2006/picture">
+                  <pic:nvPicPr>
+                    <pic:cNvPr id="0" name="image1.png"/>
+                    <pic:cNvPicPr preferRelativeResize="0"/>
+                  </pic:nvPicPr>
+                  <pic:blipFill>
+                    <a:blip r:embed="rId7"/>
+                    <a:srcRect/>
+                    <a:stretch>
+                      <a:fillRect/>
+                    </a:stretch>
+                  </pic:blipFill>
+                  <pic:spPr>
+                    <a:xfrm>
+                      <a:off x="0" y="0"/>
+                      <a:ext cx="2499643" cy="3353179"/>
+                    </a:xfrm>
+                    <a:prstGeom prst="rect">
+                      <a:avLst/>
+                    </a:prstGeom>
+                    <a:ln/>
+                  </pic:spPr>
+                </pic:pic>
+              </a:graphicData>
+            </a:graphic>
+          </wp:inline>
+        </w:drawing>
+      </w:r>
+    </w:p>
+    <w:p>
+      <w:pPr>
+        <w:rPr>
+          <w:rFonts w:ascii="PT Sans" w:hAnsi="PT Sans"/>
+        </w:rPr>
+      </w:pPr>
+      <w:r>
+        <w:rPr>
+          <w:rFonts w:ascii="PT Sans" w:hAnsi="PT Sans"/>
+        </w:rPr>
+        <w:t xml:space="preserve">Note that the handwritten digit is clearly visible on the top right corner, and the prediction is displayed at the bottom. </w:t>
+      </w:r>
+    </w:p>
+    <w:p>
+      <w:pPr>
+        <w:rPr>
+          <w:rFonts w:ascii="PT Sans" w:hAnsi="PT Sans"/>
+          <w:b/>
+          <w:bCs/>
+          <w:u w:val="single"/>
+        </w:rPr>
+      </w:pPr>
+      <w:r>
+        <w:rPr>
+          <w:rFonts w:ascii="PT Sans" w:hAnsi="PT Sans"/>
+          <w:b/>
+          <w:bCs/>
+          <w:u w:val="single"/>
+        </w:rPr>
+        <w:t xml:space="preserve">Report the handwritten digits, their predictions, and their corresponding confidences, for 3 different handwritten digits. For full credit, you will be required to submit the 3 final </w:t>
+      </w:r>
+      <w:proofErr w:type="gramStart"/>
+      <w:r>
+        <w:rPr>
+          <w:rFonts w:ascii="PT Sans" w:hAnsi="PT Sans"/>
+          <w:b/>
+          <w:bCs/>
+          <w:u w:val="single"/>
+        </w:rPr>
+        <w:t>image</w:t>
+      </w:r>
+      <w:proofErr w:type="gramEnd"/>
+      <w:r>
+        <w:rPr>
+          <w:rFonts w:ascii="PT Sans" w:hAnsi="PT Sans"/>
+          <w:b/>
+          <w:bCs/>
+          <w:u w:val="single"/>
+        </w:rPr>
+        <w:t xml:space="preserve"> captured on your PC.</w:t>
+      </w:r>
+    </w:p>
+    <w:p>
+      <w:pPr>
+        <w:spacing w:after="165" w:line="258" w:lineRule="auto"/>
+        <w:ind w:left="455" w:hanging="9"/>
+        <w:rPr>
+          <w:rFonts w:ascii="PT Sans" w:hAnsi="PT Sans"/>
+        </w:rPr>
+      </w:pPr>
+    </w:p>
+    <w:p>
+      <w:pPr>
+        <w:spacing w:after="165" w:line="258" w:lineRule="auto"/>
+        <w:ind w:left="455" w:hanging="9"/>
+        <w:rPr>
+          <w:rFonts w:ascii="PT Sans" w:hAnsi="PT Sans"/>
+        </w:rPr>
+      </w:pPr>
+    </w:p>
+    <w:p>
+      <w:pPr>
+        <w:spacing w:after="165" w:line="258" w:lineRule="auto"/>
+        <w:ind w:left="455" w:hanging="9"/>
+        <w:rPr>
+          <w:rFonts w:ascii="PT Sans" w:hAnsi="PT Sans"/>
+        </w:rPr>
+      </w:pPr>
+    </w:p>
+    <w:p>
+      <w:pPr>
+        <w:spacing w:after="165" w:line="258" w:lineRule="auto"/>
+        <w:ind w:left="455" w:hanging="9"/>
+        <w:rPr>
+          <w:rFonts w:ascii="PT Sans" w:hAnsi="PT Sans"/>
+        </w:rPr>
+      </w:pPr>
+    </w:p>
+    <w:p>
+      <w:pPr>
+        <w:spacing w:after="165" w:line="258" w:lineRule="auto"/>
+        <w:ind w:left="455" w:hanging="9"/>
+        <w:rPr>
+          <w:rFonts w:ascii="PT Sans" w:hAnsi="PT Sans"/>
+        </w:rPr>
+      </w:pPr>
+    </w:p>
+    <w:p>
+      <w:pPr>
+        <w:spacing w:after="165" w:line="258" w:lineRule="auto"/>
+        <w:ind w:left="455" w:hanging="9"/>
+        <w:rPr>
+          <w:rFonts w:ascii="PT Sans" w:hAnsi="PT Sans"/>
+        </w:rPr>
+      </w:pPr>
+    </w:p>
+    <w:p>
+      <w:pPr>
+        <w:spacing w:after="165" w:line="258" w:lineRule="auto"/>
+        <w:ind w:left="455" w:hanging="9"/>
+        <w:rPr>
+          <w:rFonts w:ascii="PT Sans" w:hAnsi="PT Sans"/>
+        </w:rPr>
+      </w:pPr>
+    </w:p>
+    <w:p>
+      <w:pPr>
+        <w:spacing w:after="165" w:line="258" w:lineRule="auto"/>
+        <w:ind w:left="455" w:hanging="9"/>
+        <w:rPr>
+          <w:rFonts w:ascii="PT Sans" w:hAnsi="PT Sans"/>
+        </w:rPr>
+      </w:pPr>
+    </w:p>
+    <w:p>
+      <w:pPr>
+        <w:spacing w:after="165" w:line="258" w:lineRule="auto"/>
+        <w:ind w:left="455" w:hanging="9"/>
+        <w:rPr>
+          <w:rFonts w:ascii="PT Sans" w:hAnsi="PT Sans"/>
+        </w:rPr>
+      </w:pPr>
+    </w:p>
+    <w:p>
+      <w:pPr>
+        <w:spacing w:after="165" w:line="258" w:lineRule="auto"/>
+        <w:ind w:left="455" w:hanging="9"/>
+        <w:rPr>
+          <w:rFonts w:ascii="PT Sans" w:hAnsi="PT Sans"/>
+        </w:rPr>
+      </w:pPr>
+    </w:p>
+    <w:p>
+      <w:pPr>
+        <w:spacing w:after="165" w:line="258" w:lineRule="auto"/>
+        <w:ind w:left="455" w:hanging="9"/>
+        <w:rPr>
+          <w:rFonts w:ascii="PT Sans" w:hAnsi="PT Sans"/>
+        </w:rPr>
+      </w:pPr>
+    </w:p>
+    <w:p>
+      <w:pPr>
+        <w:spacing w:after="165" w:line="258" w:lineRule="auto"/>
+        <w:ind w:left="455" w:hanging="9"/>
+        <w:rPr>
+          <w:rFonts w:ascii="PT Sans" w:hAnsi="PT Sans"/>
+        </w:rPr>
+      </w:pPr>
+    </w:p>
+    <w:p>
+      <w:pPr>
+        <w:spacing w:after="165" w:line="258" w:lineRule="auto"/>
+        <w:ind w:left="455" w:hanging="9"/>
+        <w:rPr>
+          <w:rFonts w:ascii="PT Sans" w:hAnsi="PT Sans"/>
+        </w:rPr>
+      </w:pPr>
+    </w:p>
+    <w:p>
+      <w:pPr>
+        <w:spacing w:after="165" w:line="258" w:lineRule="auto"/>
+        <w:ind w:left="455" w:hanging="9"/>
+        <w:rPr>
+          <w:rFonts w:ascii="PT Sans" w:hAnsi="PT Sans"/>
+        </w:rPr>
+      </w:pPr>
+    </w:p>
+    <w:p>
+      <w:pPr>
+        <w:spacing w:after="165" w:line="258" w:lineRule="auto"/>
+        <w:ind w:left="455" w:hanging="9"/>
+        <w:rPr>
+          <w:rFonts w:ascii="PT Sans" w:hAnsi="PT Sans"/>
+        </w:rPr>
+      </w:pPr>
+    </w:p>
+    <w:p>
+      <w:pPr>
+        <w:spacing w:after="165" w:line="258" w:lineRule="auto"/>
+        <w:ind w:left="455" w:hanging="9"/>
+        <w:rPr>
+          <w:rFonts w:ascii="PT Sans" w:hAnsi="PT Sans"/>
+        </w:rPr>
+      </w:pPr>
+    </w:p>
+    <w:p>
+      <w:pPr>
+        <w:spacing w:after="165" w:line="258" w:lineRule="auto"/>
+        <w:ind w:left="455" w:hanging="9"/>
+        <w:rPr>
+          <w:rFonts w:ascii="PT Sans" w:hAnsi="PT Sans"/>
+        </w:rPr>
+      </w:pPr>
+    </w:p>
+    <w:p>
+      <w:pPr>
+        <w:spacing w:after="165" w:line="258" w:lineRule="auto"/>
+        <w:ind w:left="455" w:hanging="9"/>
+        <w:rPr>
+          <w:rFonts w:ascii="PT Sans" w:hAnsi="PT Sans"/>
+        </w:rPr>
+      </w:pPr>
+    </w:p>
+    <w:p>
+      <w:pPr>
+        <w:spacing w:after="165" w:line="258" w:lineRule="auto"/>
+        <w:ind w:left="455" w:hanging="9"/>
+        <w:rPr>
+          <w:rFonts w:ascii="PT Sans" w:hAnsi="PT Sans"/>
+        </w:rPr>
+      </w:pPr>
+    </w:p>
+    <w:p>
+      <w:pPr>
+        <w:spacing w:after="165" w:line="258" w:lineRule="auto"/>
+        <w:ind w:left="455" w:hanging="9"/>
+        <w:rPr>
+          <w:rFonts w:ascii="PT Sans" w:hAnsi="PT Sans"/>
+        </w:rPr>
+      </w:pPr>
+    </w:p>
+    <w:p>
+      <w:pPr>
+        <w:spacing w:after="165" w:line="258" w:lineRule="auto"/>
+        <w:ind w:left="455" w:hanging="9"/>
+        <w:rPr>
+          <w:rFonts w:ascii="PT Sans" w:hAnsi="PT Sans"/>
+        </w:rPr>
+      </w:pPr>
+    </w:p>
+    <w:p>
+      <w:pPr>
+        <w:spacing w:after="165" w:line="258" w:lineRule="auto"/>
+        <w:ind w:left="455" w:hanging="9"/>
+        <w:rPr>
+          <w:rFonts w:ascii="PT Sans" w:hAnsi="PT Sans"/>
+        </w:rPr>
+      </w:pPr>
+    </w:p>
+    <w:p>
+      <w:pPr>
+        <w:spacing w:after="165" w:line="258" w:lineRule="auto"/>
+        <w:ind w:left="455" w:hanging="9"/>
+        <w:rPr>
+          <w:rFonts w:ascii="PT Sans" w:hAnsi="PT Sans"/>
+        </w:rPr>
+      </w:pPr>
+    </w:p>
+    <w:p>
+      <w:pPr>
+        <w:spacing w:after="165" w:line="258" w:lineRule="auto"/>
+        <w:ind w:left="455" w:hanging="9"/>
+        <w:rPr>
+          <w:rFonts w:ascii="PT Sans" w:hAnsi="PT Sans"/>
+        </w:rPr>
+      </w:pPr>
+    </w:p>
+    <w:p>
+      <w:pPr>
+        <w:spacing w:after="165" w:line="258" w:lineRule="auto"/>
+        <w:ind w:left="455" w:hanging="9"/>
+        <w:rPr>
+          <w:rFonts w:ascii="PT Sans" w:hAnsi="PT Sans"/>
+        </w:rPr>
+      </w:pPr>
+    </w:p>
+    <w:p>
+      <w:pPr>
+        <w:spacing w:after="165" w:line="258" w:lineRule="auto"/>
+        <w:ind w:left="455" w:hanging="9"/>
+        <w:rPr>
+          <w:rFonts w:ascii="PT Sans" w:hAnsi="PT Sans"/>
+        </w:rPr>
+      </w:pPr>
+    </w:p>
+    <w:p>
+      <w:pPr>
+        <w:spacing w:after="165" w:line="258" w:lineRule="auto"/>
+        <w:ind w:left="455" w:hanging="9"/>
+        <w:rPr>
+          <w:rFonts w:ascii="PT Sans" w:hAnsi="PT Sans"/>
+        </w:rPr>
+      </w:pPr>
+    </w:p>
+    <w:p>
+      <w:pPr>
+        <w:spacing w:after="165" w:line="258" w:lineRule="auto"/>
+        <w:ind w:left="455" w:hanging="9"/>
+        <w:rPr>
+          <w:rFonts w:ascii="PT Sans" w:hAnsi="PT Sans"/>
+        </w:rPr>
+      </w:pPr>
+    </w:p>
+    <w:p>
+      <w:pPr>
+        <w:spacing w:after="165" w:line="258" w:lineRule="auto"/>
+        <w:ind w:left="455" w:hanging="9"/>
+        <w:rPr>
+          <w:rFonts w:ascii="PT Sans" w:hAnsi="PT Sans"/>
+        </w:rPr>
+      </w:pPr>
+    </w:p>
+    <w:p>
+      <w:pPr>
+        <w:spacing w:after="165" w:line="258" w:lineRule="auto"/>
+        <w:ind w:left="455" w:hanging="9"/>
+        <w:rPr>
+          <w:rFonts w:ascii="PT Sans" w:hAnsi="PT Sans"/>
+        </w:rPr>
+      </w:pPr>
+    </w:p>
+    <w:p>
+      <w:pPr>
+        <w:spacing w:after="165" w:line="258" w:lineRule="auto"/>
+        <w:ind w:left="455" w:hanging="9"/>
+        <w:rPr>
+          <w:rFonts w:ascii="PT Sans" w:hAnsi="PT Sans"/>
+        </w:rPr>
+      </w:pPr>
+    </w:p>
+    <w:p>
+      <w:pPr>
+        <w:spacing w:after="165" w:line="258" w:lineRule="auto"/>
+        <w:ind w:left="455" w:hanging="9"/>
+        <w:rPr>
+          <w:rFonts w:ascii="PT Sans" w:hAnsi="PT Sans"/>
+        </w:rPr>
+      </w:pPr>
+    </w:p>
+    <w:p>
+      <w:pPr>
+        <w:spacing w:after="165" w:line="258" w:lineRule="auto"/>
+        <w:ind w:left="455" w:hanging="9"/>
+        <w:rPr>
+          <w:rFonts w:ascii="PT Sans" w:hAnsi="PT Sans"/>
+        </w:rPr>
+      </w:pPr>
+    </w:p>
+    <w:p>
+      <w:pPr>
+        <w:spacing w:after="165" w:line="258" w:lineRule="auto"/>
+        <w:ind w:left="455" w:hanging="9"/>
+        <w:rPr>
+          <w:rFonts w:ascii="PT Sans" w:hAnsi="PT Sans"/>
+        </w:rPr>
+      </w:pPr>
+    </w:p>
+    <w:p>
+      <w:pPr>
+        <w:spacing w:after="165" w:line="258" w:lineRule="auto"/>
+        <w:ind w:left="455" w:hanging="9"/>
+        <w:rPr>
+          <w:rFonts w:ascii="PT Sans" w:hAnsi="PT Sans"/>
+        </w:rPr>
+      </w:pPr>
+    </w:p>
+    <w:p>
+      <w:pPr>
+        <w:spacing w:after="165" w:line="258" w:lineRule="auto"/>
+        <w:ind w:left="455" w:hanging="9"/>
+        <w:rPr>
+          <w:rFonts w:ascii="PT Sans" w:hAnsi="PT Sans"/>
+        </w:rPr>
+      </w:pPr>
+    </w:p>
+    <w:p>
+      <w:pPr>
+        <w:spacing w:after="165" w:line="258" w:lineRule="auto"/>
+        <w:ind w:left="455" w:hanging="9"/>
         <w:rPr>
           <w:rFonts w:ascii="PT Sans" w:hAnsi="PT Sans"/>
         </w:rPr>
@@ -3442,6 +4283,7 @@
   <w:style w:type="character" w:default="1" w:styleId="DefaultParagraphFont">
     <w:name w:val="Default Paragraph Font"/>
     <w:uiPriority w:val="1"/>
+    <w:semiHidden/>
     <w:unhideWhenUsed/>
   </w:style>
   <w:style w:type="table" w:default="1" w:styleId="TableNormal">
